--- a/Cafeteria_Menu_Display_Using_ServiceNow-main/Project Documents/5. Project Development Phase/Performance Testing/Functional & Performance Testing.docx
+++ b/Cafeteria_Menu_Display_Using_ServiceNow-main/Project Documents/5. Project Development Phase/Performance Testing/Functional & Performance Testing.docx
@@ -103,6 +103,12 @@
             <w:insideH w:val="single" w:color="000000" w:sz="4" w:space="0"/>
             <w:insideV w:val="single" w:color="000000" w:sz="4" w:space="0"/>
           </w:tblBorders>
+          <w:tblCellMar>
+            <w:top w:w="0" w:type="dxa"/>
+            <w:left w:w="108" w:type="dxa"/>
+            <w:bottom w:w="0" w:type="dxa"/>
+            <w:right w:w="108" w:type="dxa"/>
+          </w:tblCellMar>
         </w:tblPrEx>
         <w:trPr>
           <w:trHeight w:hRule="atLeast" w:val="20"/>
@@ -111,7 +117,7 @@
           <w:tcPr>
             <w:tcW w:w="4508" w:type="dxa"/>
             <w:tcBorders/>
-            <w:shd w:fill="auto" w:color="auto"/>
+            <w:shd w:fill="auto" w:color="auto" w:val="clear"/>
             <w:vAlign w:val="top"/>
           </w:tcPr>
           <w:p>
@@ -136,7 +142,7 @@
           <w:tcPr>
             <w:tcW w:w="4508" w:type="dxa"/>
             <w:tcBorders/>
-            <w:shd w:fill="auto" w:color="auto"/>
+            <w:shd w:fill="auto" w:color="auto" w:val="clear"/>
             <w:vAlign w:val="top"/>
           </w:tcPr>
           <w:p>
@@ -168,6 +174,12 @@
             <w:insideH w:val="single" w:color="000000" w:sz="4" w:space="0"/>
             <w:insideV w:val="single" w:color="000000" w:sz="4" w:space="0"/>
           </w:tblBorders>
+          <w:tblCellMar>
+            <w:top w:w="0" w:type="dxa"/>
+            <w:left w:w="108" w:type="dxa"/>
+            <w:bottom w:w="0" w:type="dxa"/>
+            <w:right w:w="108" w:type="dxa"/>
+          </w:tblCellMar>
         </w:tblPrEx>
         <w:trPr>
           <w:trHeight w:hRule="atLeast" w:val="20"/>
@@ -176,7 +188,7 @@
           <w:tcPr>
             <w:tcW w:w="4508" w:type="dxa"/>
             <w:tcBorders/>
-            <w:shd w:fill="auto" w:color="auto"/>
+            <w:shd w:fill="auto" w:color="auto" w:val="clear"/>
             <w:vAlign w:val="top"/>
           </w:tcPr>
           <w:p>
@@ -201,7 +213,7 @@
           <w:tcPr>
             <w:tcW w:w="4508" w:type="dxa"/>
             <w:tcBorders/>
-            <w:shd w:fill="auto" w:color="auto"/>
+            <w:shd w:fill="auto" w:color="auto" w:val="clear"/>
             <w:vAlign w:val="top"/>
           </w:tcPr>
           <w:p>
@@ -233,6 +245,12 @@
             <w:insideH w:val="single" w:color="000000" w:sz="4" w:space="0"/>
             <w:insideV w:val="single" w:color="000000" w:sz="4" w:space="0"/>
           </w:tblBorders>
+          <w:tblCellMar>
+            <w:top w:w="0" w:type="dxa"/>
+            <w:left w:w="108" w:type="dxa"/>
+            <w:bottom w:w="0" w:type="dxa"/>
+            <w:right w:w="108" w:type="dxa"/>
+          </w:tblCellMar>
         </w:tblPrEx>
         <w:trPr>
           <w:trHeight w:hRule="atLeast" w:val="20"/>
@@ -241,7 +259,7 @@
           <w:tcPr>
             <w:tcW w:w="4508" w:type="dxa"/>
             <w:tcBorders/>
-            <w:shd w:fill="auto" w:color="auto"/>
+            <w:shd w:fill="auto" w:color="auto" w:val="clear"/>
             <w:vAlign w:val="top"/>
           </w:tcPr>
           <w:p>
@@ -266,7 +284,7 @@
           <w:tcPr>
             <w:tcW w:w="4508" w:type="dxa"/>
             <w:tcBorders/>
-            <w:shd w:fill="auto" w:color="auto"/>
+            <w:shd w:fill="auto" w:color="auto" w:val="clear"/>
             <w:vAlign w:val="top"/>
           </w:tcPr>
           <w:p>
@@ -298,6 +316,12 @@
             <w:insideH w:val="single" w:color="000000" w:sz="4" w:space="0"/>
             <w:insideV w:val="single" w:color="000000" w:sz="4" w:space="0"/>
           </w:tblBorders>
+          <w:tblCellMar>
+            <w:top w:w="0" w:type="dxa"/>
+            <w:left w:w="108" w:type="dxa"/>
+            <w:bottom w:w="0" w:type="dxa"/>
+            <w:right w:w="108" w:type="dxa"/>
+          </w:tblCellMar>
         </w:tblPrEx>
         <w:trPr>
           <w:trHeight w:hRule="atLeast" w:val="20"/>
@@ -306,7 +330,7 @@
           <w:tcPr>
             <w:tcW w:w="4508" w:type="dxa"/>
             <w:tcBorders/>
-            <w:shd w:fill="auto" w:color="auto"/>
+            <w:shd w:fill="auto" w:color="auto" w:val="clear"/>
             <w:vAlign w:val="top"/>
           </w:tcPr>
           <w:p>
@@ -331,7 +355,7 @@
           <w:tcPr>
             <w:tcW w:w="4508" w:type="dxa"/>
             <w:tcBorders/>
-            <w:shd w:fill="auto" w:color="auto"/>
+            <w:shd w:fill="auto" w:color="auto" w:val="clear"/>
             <w:vAlign w:val="top"/>
           </w:tcPr>
           <w:p>
@@ -430,7 +454,20 @@
       </w:tblGrid>
       <w:tr>
         <w:tblPrEx>
-          <w:tblBorders/>
+          <w:tblBorders>
+            <w:top w:val="single" w:color="000000" w:sz="4" w:space="0"/>
+            <w:left w:val="single" w:color="000000" w:sz="4" w:space="0"/>
+            <w:bottom w:val="single" w:color="000000" w:sz="4" w:space="0"/>
+            <w:right w:val="single" w:color="000000" w:sz="4" w:space="0"/>
+            <w:insideH w:val="single" w:color="000000" w:sz="4" w:space="0"/>
+            <w:insideV w:val="single" w:color="000000" w:sz="4" w:space="0"/>
+          </w:tblBorders>
+          <w:tblCellMar>
+            <w:top w:w="0" w:type="dxa"/>
+            <w:left w:w="108" w:type="dxa"/>
+            <w:bottom w:w="0" w:type="dxa"/>
+            <w:right w:w="108" w:type="dxa"/>
+          </w:tblCellMar>
         </w:tblPrEx>
         <w:trPr>
           <w:trHeight w:hRule="atLeast" w:val="1089"/>
@@ -439,7 +476,7 @@
           <w:tcPr>
             <w:tcW w:type="auto" w:w="0"/>
             <w:tcBorders/>
-            <w:shd w:fill="auto" w:color="auto"/>
+            <w:shd w:fill="auto" w:color="auto" w:val="clear"/>
             <w:vAlign w:val="center"/>
           </w:tcPr>
           <w:p>
@@ -475,7 +512,7 @@
           <w:tcPr>
             <w:tcW w:type="auto" w:w="0"/>
             <w:tcBorders/>
-            <w:shd w:fill="auto" w:color="auto"/>
+            <w:shd w:fill="auto" w:color="auto" w:val="clear"/>
             <w:vAlign w:val="center"/>
           </w:tcPr>
           <w:p>
@@ -511,7 +548,7 @@
           <w:tcPr>
             <w:tcW w:type="auto" w:w="0"/>
             <w:tcBorders/>
-            <w:shd w:fill="auto" w:color="auto"/>
+            <w:shd w:fill="auto" w:color="auto" w:val="clear"/>
             <w:vAlign w:val="center"/>
           </w:tcPr>
           <w:p>
@@ -547,7 +584,7 @@
           <w:tcPr>
             <w:tcW w:type="auto" w:w="0"/>
             <w:tcBorders/>
-            <w:shd w:fill="auto" w:color="auto"/>
+            <w:shd w:fill="auto" w:color="auto" w:val="clear"/>
             <w:vAlign w:val="center"/>
           </w:tcPr>
           <w:p>
@@ -583,7 +620,7 @@
           <w:tcPr>
             <w:tcW w:type="auto" w:w="0"/>
             <w:tcBorders/>
-            <w:shd w:fill="auto" w:color="auto"/>
+            <w:shd w:fill="auto" w:color="auto" w:val="clear"/>
             <w:vAlign w:val="center"/>
           </w:tcPr>
           <w:p>
@@ -619,7 +656,7 @@
           <w:tcPr>
             <w:tcW w:type="auto" w:w="0"/>
             <w:tcBorders/>
-            <w:shd w:fill="auto" w:color="auto"/>
+            <w:shd w:fill="auto" w:color="auto" w:val="clear"/>
             <w:vAlign w:val="center"/>
           </w:tcPr>
           <w:p>
@@ -654,7 +691,20 @@
       </w:tr>
       <w:tr>
         <w:tblPrEx>
-          <w:tblBorders/>
+          <w:tblBorders>
+            <w:top w:val="single" w:color="000000" w:sz="4" w:space="0"/>
+            <w:left w:val="single" w:color="000000" w:sz="4" w:space="0"/>
+            <w:bottom w:val="single" w:color="000000" w:sz="4" w:space="0"/>
+            <w:right w:val="single" w:color="000000" w:sz="4" w:space="0"/>
+            <w:insideH w:val="single" w:color="000000" w:sz="4" w:space="0"/>
+            <w:insideV w:val="single" w:color="000000" w:sz="4" w:space="0"/>
+          </w:tblBorders>
+          <w:tblCellMar>
+            <w:top w:w="0" w:type="dxa"/>
+            <w:left w:w="108" w:type="dxa"/>
+            <w:bottom w:w="0" w:type="dxa"/>
+            <w:right w:w="108" w:type="dxa"/>
+          </w:tblCellMar>
         </w:tblPrEx>
         <w:trPr>
           <w:trHeight w:hRule="atLeast" w:val="990"/>
@@ -663,7 +713,7 @@
           <w:tcPr>
             <w:tcW w:type="auto" w:w="0"/>
             <w:tcBorders/>
-            <w:shd w:fill="auto" w:color="auto"/>
+            <w:shd w:fill="auto" w:color="auto" w:val="clear"/>
             <w:vAlign w:val="center"/>
           </w:tcPr>
           <w:p>
@@ -691,7 +741,7 @@
           <w:tcPr>
             <w:tcW w:type="auto" w:w="0"/>
             <w:tcBorders/>
-            <w:shd w:fill="auto" w:color="auto"/>
+            <w:shd w:fill="auto" w:color="auto" w:val="clear"/>
             <w:vAlign w:val="center"/>
           </w:tcPr>
           <w:p>
@@ -719,7 +769,7 @@
           <w:tcPr>
             <w:tcW w:type="auto" w:w="0"/>
             <w:tcBorders/>
-            <w:shd w:fill="auto" w:color="auto"/>
+            <w:shd w:fill="auto" w:color="auto" w:val="clear"/>
             <w:vAlign w:val="center"/>
           </w:tcPr>
           <w:p>
@@ -747,7 +797,7 @@
           <w:tcPr>
             <w:tcW w:type="auto" w:w="0"/>
             <w:tcBorders/>
-            <w:shd w:fill="auto" w:color="auto"/>
+            <w:shd w:fill="auto" w:color="auto" w:val="clear"/>
             <w:vAlign w:val="center"/>
           </w:tcPr>
           <w:p>
@@ -775,7 +825,7 @@
           <w:tcPr>
             <w:tcW w:type="auto" w:w="0"/>
             <w:tcBorders/>
-            <w:shd w:fill="auto" w:color="auto"/>
+            <w:shd w:fill="auto" w:color="auto" w:val="clear"/>
             <w:vAlign w:val="center"/>
           </w:tcPr>
           <w:p>
@@ -803,7 +853,7 @@
           <w:tcPr>
             <w:tcW w:type="auto" w:w="0"/>
             <w:tcBorders/>
-            <w:shd w:fill="auto" w:color="auto"/>
+            <w:shd w:fill="auto" w:color="auto" w:val="clear"/>
             <w:vAlign w:val="center"/>
           </w:tcPr>
           <w:p>
@@ -830,7 +880,20 @@
       </w:tr>
       <w:tr>
         <w:tblPrEx>
-          <w:tblBorders/>
+          <w:tblBorders>
+            <w:top w:val="single" w:color="000000" w:sz="4" w:space="0"/>
+            <w:left w:val="single" w:color="000000" w:sz="4" w:space="0"/>
+            <w:bottom w:val="single" w:color="000000" w:sz="4" w:space="0"/>
+            <w:right w:val="single" w:color="000000" w:sz="4" w:space="0"/>
+            <w:insideH w:val="single" w:color="000000" w:sz="4" w:space="0"/>
+            <w:insideV w:val="single" w:color="000000" w:sz="4" w:space="0"/>
+          </w:tblBorders>
+          <w:tblCellMar>
+            <w:top w:w="0" w:type="dxa"/>
+            <w:left w:w="108" w:type="dxa"/>
+            <w:bottom w:w="0" w:type="dxa"/>
+            <w:right w:w="108" w:type="dxa"/>
+          </w:tblCellMar>
         </w:tblPrEx>
         <w:trPr>
           <w:trHeight w:hRule="atLeast" w:val="1337"/>
@@ -839,7 +902,7 @@
           <w:tcPr>
             <w:tcW w:type="auto" w:w="0"/>
             <w:tcBorders/>
-            <w:shd w:fill="auto" w:color="auto"/>
+            <w:shd w:fill="auto" w:color="auto" w:val="clear"/>
             <w:vAlign w:val="center"/>
           </w:tcPr>
           <w:p>
@@ -867,7 +930,7 @@
           <w:tcPr>
             <w:tcW w:type="auto" w:w="0"/>
             <w:tcBorders/>
-            <w:shd w:fill="auto" w:color="auto"/>
+            <w:shd w:fill="auto" w:color="auto" w:val="clear"/>
             <w:vAlign w:val="center"/>
           </w:tcPr>
           <w:p>
@@ -895,7 +958,7 @@
           <w:tcPr>
             <w:tcW w:type="auto" w:w="0"/>
             <w:tcBorders/>
-            <w:shd w:fill="auto" w:color="auto"/>
+            <w:shd w:fill="auto" w:color="auto" w:val="clear"/>
             <w:vAlign w:val="center"/>
           </w:tcPr>
           <w:p>
@@ -923,42 +986,35 @@
           <w:tcPr>
             <w:tcW w:type="auto" w:w="0"/>
             <w:tcBorders/>
-            <w:shd w:fill="auto" w:color="auto"/>
-            <w:vAlign w:val="center"/>
-          </w:tcPr>
-          <w:p>
-            <w:pPr>
-              <w:pBdr/>
-              <w:pStyle w:val="Normal"/>
-              <w:spacing w:line="240" w:lineRule="auto"/>
-              <w:ind/>
-              <w:jc w:val="center"/>
-              <w:rPr>
-                <w:rFonts w:ascii="Calibri" w:eastAsia="Times New Roman" w:hAnsi="Calibri" w:cs="Calibri"/>
-                <w:color w:val="1F1F1F"/>
-              </w:rPr>
-            </w:pPr>
-            <w:r>
-              <w:rPr>
-                <w:rFonts w:ascii="Calibri" w:eastAsia="Times New Roman" w:hAnsi="Calibri" w:cs="Calibri"/>
-                <w:color w:val="1F1F1F"/>
-              </w:rPr>
-              <w:t xml:space="preserve">New item should appear in the database and display</w:t>
-            </w:r>
-            <w:r>
-              <w:rPr>
-                <w:rFonts w:ascii="Calibri" w:eastAsia="Times New Roman" w:hAnsi="Calibri" w:cs="Calibri"/>
-                <w:color w:val="1F1F1F"/>
-              </w:rPr>
-              <w:t xml:space="preserve">.</w:t>
-            </w:r>
-          </w:p>
-        </w:tc>
-        <w:tc>
-          <w:tcPr>
-            <w:tcW w:type="auto" w:w="0"/>
-            <w:tcBorders/>
-            <w:shd w:fill="auto" w:color="auto"/>
+            <w:shd w:fill="auto" w:color="auto" w:val="clear"/>
+            <w:vAlign w:val="center"/>
+          </w:tcPr>
+          <w:p>
+            <w:pPr>
+              <w:pBdr/>
+              <w:pStyle w:val="Normal"/>
+              <w:spacing w:line="240" w:lineRule="auto"/>
+              <w:ind/>
+              <w:jc w:val="center"/>
+              <w:rPr>
+                <w:rFonts w:ascii="Calibri" w:eastAsia="Times New Roman" w:hAnsi="Calibri" w:cs="Calibri"/>
+                <w:color w:val="1F1F1F"/>
+              </w:rPr>
+            </w:pPr>
+            <w:r>
+              <w:rPr>
+                <w:rFonts w:ascii="Calibri" w:eastAsia="Times New Roman" w:hAnsi="Calibri" w:cs="Calibri"/>
+                <w:color w:val="1F1F1F"/>
+              </w:rPr>
+              <w:t xml:space="preserve">New item should appear in the database and display.</w:t>
+            </w:r>
+          </w:p>
+        </w:tc>
+        <w:tc>
+          <w:tcPr>
+            <w:tcW w:type="auto" w:w="0"/>
+            <w:tcBorders/>
+            <w:shd w:fill="auto" w:color="auto" w:val="clear"/>
             <w:vAlign w:val="center"/>
           </w:tcPr>
           <w:p>
@@ -986,7 +1042,7 @@
           <w:tcPr>
             <w:tcW w:type="auto" w:w="0"/>
             <w:tcBorders/>
-            <w:shd w:fill="auto" w:color="auto"/>
+            <w:shd w:fill="auto" w:color="auto" w:val="clear"/>
             <w:vAlign w:val="center"/>
           </w:tcPr>
           <w:p>
@@ -1013,7 +1069,20 @@
       </w:tr>
       <w:tr>
         <w:tblPrEx>
-          <w:tblBorders/>
+          <w:tblBorders>
+            <w:top w:val="single" w:color="000000" w:sz="4" w:space="0"/>
+            <w:left w:val="single" w:color="000000" w:sz="4" w:space="0"/>
+            <w:bottom w:val="single" w:color="000000" w:sz="4" w:space="0"/>
+            <w:right w:val="single" w:color="000000" w:sz="4" w:space="0"/>
+            <w:insideH w:val="single" w:color="000000" w:sz="4" w:space="0"/>
+            <w:insideV w:val="single" w:color="000000" w:sz="4" w:space="0"/>
+          </w:tblBorders>
+          <w:tblCellMar>
+            <w:top w:w="0" w:type="dxa"/>
+            <w:left w:w="108" w:type="dxa"/>
+            <w:bottom w:w="0" w:type="dxa"/>
+            <w:right w:w="108" w:type="dxa"/>
+          </w:tblCellMar>
         </w:tblPrEx>
         <w:trPr>
           <w:trHeight w:hRule="atLeast" w:val="1325"/>
@@ -1022,7 +1091,7 @@
           <w:tcPr>
             <w:tcW w:type="auto" w:w="0"/>
             <w:tcBorders/>
-            <w:shd w:fill="auto" w:color="auto"/>
+            <w:shd w:fill="auto" w:color="auto" w:val="clear"/>
             <w:vAlign w:val="center"/>
           </w:tcPr>
           <w:p>
@@ -1050,7 +1119,7 @@
           <w:tcPr>
             <w:tcW w:type="auto" w:w="0"/>
             <w:tcBorders/>
-            <w:shd w:fill="auto" w:color="auto"/>
+            <w:shd w:fill="auto" w:color="auto" w:val="clear"/>
             <w:vAlign w:val="center"/>
           </w:tcPr>
           <w:p>
@@ -1078,7 +1147,7 @@
           <w:tcPr>
             <w:tcW w:type="auto" w:w="0"/>
             <w:tcBorders/>
-            <w:shd w:fill="auto" w:color="auto"/>
+            <w:shd w:fill="auto" w:color="auto" w:val="clear"/>
             <w:vAlign w:val="center"/>
           </w:tcPr>
           <w:p>
@@ -1106,7 +1175,7 @@
           <w:tcPr>
             <w:tcW w:type="auto" w:w="0"/>
             <w:tcBorders/>
-            <w:shd w:fill="auto" w:color="auto"/>
+            <w:shd w:fill="auto" w:color="auto" w:val="clear"/>
             <w:vAlign w:val="center"/>
           </w:tcPr>
           <w:p>
@@ -1134,7 +1203,7 @@
           <w:tcPr>
             <w:tcW w:type="auto" w:w="0"/>
             <w:tcBorders/>
-            <w:shd w:fill="auto" w:color="auto"/>
+            <w:shd w:fill="auto" w:color="auto" w:val="clear"/>
             <w:vAlign w:val="center"/>
           </w:tcPr>
           <w:p>
@@ -1162,7 +1231,7 @@
           <w:tcPr>
             <w:tcW w:type="auto" w:w="0"/>
             <w:tcBorders/>
-            <w:shd w:fill="auto" w:color="auto"/>
+            <w:shd w:fill="auto" w:color="auto" w:val="clear"/>
             <w:vAlign w:val="center"/>
           </w:tcPr>
           <w:p>
@@ -1189,7 +1258,20 @@
       </w:tr>
       <w:tr>
         <w:tblPrEx>
-          <w:tblBorders/>
+          <w:tblBorders>
+            <w:top w:val="single" w:color="000000" w:sz="4" w:space="0"/>
+            <w:left w:val="single" w:color="000000" w:sz="4" w:space="0"/>
+            <w:bottom w:val="single" w:color="000000" w:sz="4" w:space="0"/>
+            <w:right w:val="single" w:color="000000" w:sz="4" w:space="0"/>
+            <w:insideH w:val="single" w:color="000000" w:sz="4" w:space="0"/>
+            <w:insideV w:val="single" w:color="000000" w:sz="4" w:space="0"/>
+          </w:tblBorders>
+          <w:tblCellMar>
+            <w:top w:w="0" w:type="dxa"/>
+            <w:left w:w="108" w:type="dxa"/>
+            <w:bottom w:w="0" w:type="dxa"/>
+            <w:right w:w="108" w:type="dxa"/>
+          </w:tblCellMar>
         </w:tblPrEx>
         <w:trPr>
           <w:trHeight w:hRule="atLeast" w:val="1325"/>
@@ -1198,7 +1280,7 @@
           <w:tcPr>
             <w:tcW w:type="auto" w:w="0"/>
             <w:tcBorders/>
-            <w:shd w:fill="auto" w:color="auto"/>
+            <w:shd w:fill="auto" w:color="auto" w:val="clear"/>
             <w:vAlign w:val="center"/>
           </w:tcPr>
           <w:p>
@@ -1226,7 +1308,7 @@
           <w:tcPr>
             <w:tcW w:type="auto" w:w="0"/>
             <w:tcBorders/>
-            <w:shd w:fill="auto" w:color="auto"/>
+            <w:shd w:fill="auto" w:color="auto" w:val="clear"/>
             <w:vAlign w:val="center"/>
           </w:tcPr>
           <w:p>
@@ -1254,7 +1336,7 @@
           <w:tcPr>
             <w:tcW w:type="auto" w:w="0"/>
             <w:tcBorders/>
-            <w:shd w:fill="auto" w:color="auto"/>
+            <w:shd w:fill="auto" w:color="auto" w:val="clear"/>
             <w:vAlign w:val="center"/>
           </w:tcPr>
           <w:p>
@@ -1282,7 +1364,7 @@
           <w:tcPr>
             <w:tcW w:type="auto" w:w="0"/>
             <w:tcBorders/>
-            <w:shd w:fill="auto" w:color="auto"/>
+            <w:shd w:fill="auto" w:color="auto" w:val="clear"/>
             <w:vAlign w:val="center"/>
           </w:tcPr>
           <w:p>
@@ -1310,7 +1392,7 @@
           <w:tcPr>
             <w:tcW w:type="auto" w:w="0"/>
             <w:tcBorders/>
-            <w:shd w:fill="auto" w:color="auto"/>
+            <w:shd w:fill="auto" w:color="auto" w:val="clear"/>
             <w:vAlign w:val="center"/>
           </w:tcPr>
           <w:p>
@@ -1338,7 +1420,7 @@
           <w:tcPr>
             <w:tcW w:type="auto" w:w="0"/>
             <w:tcBorders/>
-            <w:shd w:fill="auto" w:color="auto"/>
+            <w:shd w:fill="auto" w:color="auto" w:val="clear"/>
             <w:vAlign w:val="center"/>
           </w:tcPr>
           <w:p>
@@ -1365,7 +1447,20 @@
       </w:tr>
       <w:tr>
         <w:tblPrEx>
-          <w:tblBorders/>
+          <w:tblBorders>
+            <w:top w:val="single" w:color="000000" w:sz="4" w:space="0"/>
+            <w:left w:val="single" w:color="000000" w:sz="4" w:space="0"/>
+            <w:bottom w:val="single" w:color="000000" w:sz="4" w:space="0"/>
+            <w:right w:val="single" w:color="000000" w:sz="4" w:space="0"/>
+            <w:insideH w:val="single" w:color="000000" w:sz="4" w:space="0"/>
+            <w:insideV w:val="single" w:color="000000" w:sz="4" w:space="0"/>
+          </w:tblBorders>
+          <w:tblCellMar>
+            <w:top w:w="0" w:type="dxa"/>
+            <w:left w:w="108" w:type="dxa"/>
+            <w:bottom w:w="0" w:type="dxa"/>
+            <w:right w:w="108" w:type="dxa"/>
+          </w:tblCellMar>
         </w:tblPrEx>
         <w:trPr>
           <w:trHeight w:hRule="atLeast" w:val="1325"/>
@@ -1374,7 +1469,7 @@
           <w:tcPr>
             <w:tcW w:type="auto" w:w="0"/>
             <w:tcBorders/>
-            <w:shd w:fill="auto" w:color="auto"/>
+            <w:shd w:fill="auto" w:color="auto" w:val="clear"/>
             <w:vAlign w:val="center"/>
           </w:tcPr>
           <w:p>
@@ -1402,7 +1497,7 @@
           <w:tcPr>
             <w:tcW w:type="auto" w:w="0"/>
             <w:tcBorders/>
-            <w:shd w:fill="auto" w:color="auto"/>
+            <w:shd w:fill="auto" w:color="auto" w:val="clear"/>
             <w:vAlign w:val="center"/>
           </w:tcPr>
           <w:p>
@@ -1430,7 +1525,7 @@
           <w:tcPr>
             <w:tcW w:type="auto" w:w="0"/>
             <w:tcBorders/>
-            <w:shd w:fill="auto" w:color="auto"/>
+            <w:shd w:fill="auto" w:color="auto" w:val="clear"/>
             <w:vAlign w:val="center"/>
           </w:tcPr>
           <w:p>
@@ -1458,7 +1553,7 @@
           <w:tcPr>
             <w:tcW w:type="auto" w:w="0"/>
             <w:tcBorders/>
-            <w:shd w:fill="auto" w:color="auto"/>
+            <w:shd w:fill="auto" w:color="auto" w:val="clear"/>
             <w:vAlign w:val="center"/>
           </w:tcPr>
           <w:p>
@@ -1486,7 +1581,7 @@
           <w:tcPr>
             <w:tcW w:type="auto" w:w="0"/>
             <w:tcBorders/>
-            <w:shd w:fill="auto" w:color="auto"/>
+            <w:shd w:fill="auto" w:color="auto" w:val="clear"/>
             <w:vAlign w:val="center"/>
           </w:tcPr>
           <w:p>
@@ -1514,7 +1609,7 @@
           <w:tcPr>
             <w:tcW w:type="auto" w:w="0"/>
             <w:tcBorders/>
-            <w:shd w:fill="auto" w:color="auto"/>
+            <w:shd w:fill="auto" w:color="auto" w:val="clear"/>
             <w:vAlign w:val="center"/>
           </w:tcPr>
           <w:p>
@@ -1541,7 +1636,20 @@
       </w:tr>
       <w:tr>
         <w:tblPrEx>
-          <w:tblBorders/>
+          <w:tblBorders>
+            <w:top w:val="single" w:color="000000" w:sz="4" w:space="0"/>
+            <w:left w:val="single" w:color="000000" w:sz="4" w:space="0"/>
+            <w:bottom w:val="single" w:color="000000" w:sz="4" w:space="0"/>
+            <w:right w:val="single" w:color="000000" w:sz="4" w:space="0"/>
+            <w:insideH w:val="single" w:color="000000" w:sz="4" w:space="0"/>
+            <w:insideV w:val="single" w:color="000000" w:sz="4" w:space="0"/>
+          </w:tblBorders>
+          <w:tblCellMar>
+            <w:top w:w="0" w:type="dxa"/>
+            <w:left w:w="108" w:type="dxa"/>
+            <w:bottom w:w="0" w:type="dxa"/>
+            <w:right w:w="108" w:type="dxa"/>
+          </w:tblCellMar>
         </w:tblPrEx>
         <w:trPr>
           <w:trHeight w:hRule="atLeast" w:val="1337"/>
@@ -1550,7 +1658,7 @@
           <w:tcPr>
             <w:tcW w:type="auto" w:w="0"/>
             <w:tcBorders/>
-            <w:shd w:fill="auto" w:color="auto"/>
+            <w:shd w:fill="auto" w:color="auto" w:val="clear"/>
             <w:vAlign w:val="center"/>
           </w:tcPr>
           <w:p>
@@ -1578,7 +1686,7 @@
           <w:tcPr>
             <w:tcW w:type="auto" w:w="0"/>
             <w:tcBorders/>
-            <w:shd w:fill="auto" w:color="auto"/>
+            <w:shd w:fill="auto" w:color="auto" w:val="clear"/>
             <w:vAlign w:val="center"/>
           </w:tcPr>
           <w:p>
@@ -1606,7 +1714,7 @@
           <w:tcPr>
             <w:tcW w:type="auto" w:w="0"/>
             <w:tcBorders/>
-            <w:shd w:fill="auto" w:color="auto"/>
+            <w:shd w:fill="auto" w:color="auto" w:val="clear"/>
             <w:vAlign w:val="center"/>
           </w:tcPr>
           <w:p>
@@ -1634,7 +1742,7 @@
           <w:tcPr>
             <w:tcW w:type="auto" w:w="0"/>
             <w:tcBorders/>
-            <w:shd w:fill="auto" w:color="auto"/>
+            <w:shd w:fill="auto" w:color="auto" w:val="clear"/>
             <w:vAlign w:val="center"/>
           </w:tcPr>
           <w:p>
@@ -1662,7 +1770,7 @@
           <w:tcPr>
             <w:tcW w:type="auto" w:w="0"/>
             <w:tcBorders/>
-            <w:shd w:fill="auto" w:color="auto"/>
+            <w:shd w:fill="auto" w:color="auto" w:val="clear"/>
             <w:vAlign w:val="center"/>
           </w:tcPr>
           <w:p>
@@ -1690,7 +1798,7 @@
           <w:tcPr>
             <w:tcW w:type="auto" w:w="0"/>
             <w:tcBorders/>
-            <w:shd w:fill="auto" w:color="auto"/>
+            <w:shd w:fill="auto" w:color="auto" w:val="clear"/>
             <w:vAlign w:val="center"/>
           </w:tcPr>
           <w:p>
@@ -1717,7 +1825,20 @@
       </w:tr>
       <w:tr>
         <w:tblPrEx>
-          <w:tblBorders/>
+          <w:tblBorders>
+            <w:top w:val="single" w:color="000000" w:sz="4" w:space="0"/>
+            <w:left w:val="single" w:color="000000" w:sz="4" w:space="0"/>
+            <w:bottom w:val="single" w:color="000000" w:sz="4" w:space="0"/>
+            <w:right w:val="single" w:color="000000" w:sz="4" w:space="0"/>
+            <w:insideH w:val="single" w:color="000000" w:sz="4" w:space="0"/>
+            <w:insideV w:val="single" w:color="000000" w:sz="4" w:space="0"/>
+          </w:tblBorders>
+          <w:tblCellMar>
+            <w:top w:w="0" w:type="dxa"/>
+            <w:left w:w="108" w:type="dxa"/>
+            <w:bottom w:w="0" w:type="dxa"/>
+            <w:right w:w="108" w:type="dxa"/>
+          </w:tblCellMar>
         </w:tblPrEx>
         <w:trPr>
           <w:trHeight w:hRule="atLeast" w:val="1325"/>
@@ -1726,7 +1847,7 @@
           <w:tcPr>
             <w:tcW w:type="auto" w:w="0"/>
             <w:tcBorders/>
-            <w:shd w:fill="auto" w:color="auto"/>
+            <w:shd w:fill="auto" w:color="auto" w:val="clear"/>
             <w:vAlign w:val="center"/>
           </w:tcPr>
           <w:p>
@@ -1754,7 +1875,7 @@
           <w:tcPr>
             <w:tcW w:type="auto" w:w="0"/>
             <w:tcBorders/>
-            <w:shd w:fill="auto" w:color="auto"/>
+            <w:shd w:fill="auto" w:color="auto" w:val="clear"/>
             <w:vAlign w:val="center"/>
           </w:tcPr>
           <w:p>
@@ -1782,7 +1903,7 @@
           <w:tcPr>
             <w:tcW w:type="auto" w:w="0"/>
             <w:tcBorders/>
-            <w:shd w:fill="auto" w:color="auto"/>
+            <w:shd w:fill="auto" w:color="auto" w:val="clear"/>
             <w:vAlign w:val="center"/>
           </w:tcPr>
           <w:p>
@@ -1810,42 +1931,35 @@
           <w:tcPr>
             <w:tcW w:type="auto" w:w="0"/>
             <w:tcBorders/>
-            <w:shd w:fill="auto" w:color="auto"/>
-            <w:vAlign w:val="center"/>
-          </w:tcPr>
-          <w:p>
-            <w:pPr>
-              <w:pBdr/>
-              <w:pStyle w:val="Normal"/>
-              <w:spacing w:line="240" w:lineRule="auto"/>
-              <w:ind/>
-              <w:jc w:val="center"/>
-              <w:rPr>
-                <w:rFonts w:ascii="Calibri" w:eastAsia="Times New Roman" w:hAnsi="Calibri" w:cs="Calibri"/>
-                <w:color w:val="1F1F1F"/>
-              </w:rPr>
-            </w:pPr>
-            <w:r>
-              <w:rPr>
-                <w:rFonts w:ascii="Calibri" w:eastAsia="Times New Roman" w:hAnsi="Calibri" w:cs="Calibri"/>
-                <w:color w:val="1F1F1F"/>
-              </w:rPr>
-              <w:t xml:space="preserve">System should not crash or freeze</w:t>
-            </w:r>
-            <w:r>
-              <w:rPr>
-                <w:rFonts w:ascii="Calibri" w:eastAsia="Times New Roman" w:hAnsi="Calibri" w:cs="Calibri"/>
-                <w:color w:val="1F1F1F"/>
-              </w:rPr>
-              <w:t xml:space="preserve">.</w:t>
-            </w:r>
-          </w:p>
-        </w:tc>
-        <w:tc>
-          <w:tcPr>
-            <w:tcW w:type="auto" w:w="0"/>
-            <w:tcBorders/>
-            <w:shd w:fill="auto" w:color="auto"/>
+            <w:shd w:fill="auto" w:color="auto" w:val="clear"/>
+            <w:vAlign w:val="center"/>
+          </w:tcPr>
+          <w:p>
+            <w:pPr>
+              <w:pBdr/>
+              <w:pStyle w:val="Normal"/>
+              <w:spacing w:line="240" w:lineRule="auto"/>
+              <w:ind/>
+              <w:jc w:val="center"/>
+              <w:rPr>
+                <w:rFonts w:ascii="Calibri" w:eastAsia="Times New Roman" w:hAnsi="Calibri" w:cs="Calibri"/>
+                <w:color w:val="1F1F1F"/>
+              </w:rPr>
+            </w:pPr>
+            <w:r>
+              <w:rPr>
+                <w:rFonts w:ascii="Calibri" w:eastAsia="Times New Roman" w:hAnsi="Calibri" w:cs="Calibri"/>
+                <w:color w:val="1F1F1F"/>
+              </w:rPr>
+              <w:t xml:space="preserve">System should not crash or freeze.</w:t>
+            </w:r>
+          </w:p>
+        </w:tc>
+        <w:tc>
+          <w:tcPr>
+            <w:tcW w:type="auto" w:w="0"/>
+            <w:tcBorders/>
+            <w:shd w:fill="auto" w:color="auto" w:val="clear"/>
             <w:vAlign w:val="center"/>
           </w:tcPr>
           <w:p>
@@ -1873,7 +1987,7 @@
           <w:tcPr>
             <w:tcW w:type="auto" w:w="0"/>
             <w:tcBorders/>
-            <w:shd w:fill="auto" w:color="auto"/>
+            <w:shd w:fill="auto" w:color="auto" w:val="clear"/>
             <w:vAlign w:val="center"/>
           </w:tcPr>
           <w:p>
@@ -1900,7 +2014,20 @@
       </w:tr>
       <w:tr>
         <w:tblPrEx>
-          <w:tblBorders/>
+          <w:tblBorders>
+            <w:top w:val="single" w:color="000000" w:sz="4" w:space="0"/>
+            <w:left w:val="single" w:color="000000" w:sz="4" w:space="0"/>
+            <w:bottom w:val="single" w:color="000000" w:sz="4" w:space="0"/>
+            <w:right w:val="single" w:color="000000" w:sz="4" w:space="0"/>
+            <w:insideH w:val="single" w:color="000000" w:sz="4" w:space="0"/>
+            <w:insideV w:val="single" w:color="000000" w:sz="4" w:space="0"/>
+          </w:tblBorders>
+          <w:tblCellMar>
+            <w:top w:w="0" w:type="dxa"/>
+            <w:left w:w="108" w:type="dxa"/>
+            <w:bottom w:w="0" w:type="dxa"/>
+            <w:right w:w="108" w:type="dxa"/>
+          </w:tblCellMar>
         </w:tblPrEx>
         <w:trPr>
           <w:trHeight w:hRule="atLeast" w:val="1325"/>
@@ -1909,7 +2036,7 @@
           <w:tcPr>
             <w:tcW w:type="auto" w:w="0"/>
             <w:tcBorders/>
-            <w:shd w:fill="auto" w:color="auto"/>
+            <w:shd w:fill="auto" w:color="auto" w:val="clear"/>
             <w:vAlign w:val="center"/>
           </w:tcPr>
           <w:p>
@@ -1937,7 +2064,7 @@
           <w:tcPr>
             <w:tcW w:type="auto" w:w="0"/>
             <w:tcBorders/>
-            <w:shd w:fill="auto" w:color="auto"/>
+            <w:shd w:fill="auto" w:color="auto" w:val="clear"/>
             <w:vAlign w:val="center"/>
           </w:tcPr>
           <w:p>
@@ -1965,7 +2092,7 @@
           <w:tcPr>
             <w:tcW w:type="auto" w:w="0"/>
             <w:tcBorders/>
-            <w:shd w:fill="auto" w:color="auto"/>
+            <w:shd w:fill="auto" w:color="auto" w:val="clear"/>
             <w:vAlign w:val="center"/>
           </w:tcPr>
           <w:p>
@@ -1993,7 +2120,7 @@
           <w:tcPr>
             <w:tcW w:type="auto" w:w="0"/>
             <w:tcBorders/>
-            <w:shd w:fill="auto" w:color="auto"/>
+            <w:shd w:fill="auto" w:color="auto" w:val="clear"/>
             <w:vAlign w:val="center"/>
           </w:tcPr>
           <w:p>
@@ -2021,7 +2148,7 @@
           <w:tcPr>
             <w:tcW w:type="auto" w:w="0"/>
             <w:tcBorders/>
-            <w:shd w:fill="auto" w:color="auto"/>
+            <w:shd w:fill="auto" w:color="auto" w:val="clear"/>
             <w:vAlign w:val="center"/>
           </w:tcPr>
           <w:p>
@@ -2049,27 +2176,27 @@
           <w:tcPr>
             <w:tcW w:type="auto" w:w="0"/>
             <w:tcBorders/>
-            <w:shd w:fill="auto" w:color="auto"/>
-            <w:vAlign w:val="center"/>
-          </w:tcPr>
-          <w:p>
-            <w:pPr>
-              <w:pBdr/>
-              <w:pStyle w:val="Normal"/>
-              <w:spacing w:line="240" w:lineRule="auto"/>
-              <w:ind/>
-              <w:jc w:val="center"/>
-              <w:rPr>
-                <w:rFonts w:ascii="Calibri" w:eastAsia="Times New Roman" w:hAnsi="Calibri" w:cs="Calibri"/>
-                <w:color w:val="1F1F1F"/>
-              </w:rPr>
-            </w:pPr>
-            <w:r>
-              <w:rPr>
-                <w:rFonts w:ascii="Calibri" w:eastAsia="Times New Roman" w:hAnsi="Calibri" w:cs="Calibri"/>
-                <w:color w:val="1F1F1F"/>
-              </w:rPr>
-              <w:t xml:space="preserve">Pass</w:t>
+            <w:shd w:fill="auto" w:color="auto" w:val="clear"/>
+            <w:vAlign w:val="center"/>
+          </w:tcPr>
+          <w:p>
+            <w:pPr>
+              <w:pBdr/>
+              <w:pStyle w:val="Normal"/>
+              <w:spacing w:line="240" w:lineRule="auto"/>
+              <w:ind/>
+              <w:jc w:val="center"/>
+              <w:rPr>
+                <w:rFonts w:ascii="Calibri" w:eastAsia="Times New Roman" w:hAnsi="Calibri" w:cs="Calibri"/>
+                <w:color w:val="1F1F1F"/>
+              </w:rPr>
+            </w:pPr>
+            <w:r>
+              <w:rPr>
+                <w:rFonts w:ascii="Calibri" w:eastAsia="Times New Roman" w:hAnsi="Calibri" w:cs="Calibri"/>
+                <w:color w:val="1F1F1F"/>
+              </w:rPr>
+              <w:t xml:space="preserve">Fail</w:t>
             </w:r>
           </w:p>
         </w:tc>

--- a/Cafeteria_Menu_Display_Using_ServiceNow-main/Project Documents/5. Project Development Phase/Performance Testing/Functional & Performance Testing.docx
+++ b/Cafeteria_Menu_Display_Using_ServiceNow-main/Project Documents/5. Project Development Phase/Performance Testing/Functional & Performance Testing.docx
@@ -2196,7 +2196,7 @@
                 <w:rFonts w:ascii="Calibri" w:eastAsia="Times New Roman" w:hAnsi="Calibri" w:cs="Calibri"/>
                 <w:color w:val="1F1F1F"/>
               </w:rPr>
-              <w:t xml:space="preserve">Fail</w:t>
+              <w:t xml:space="preserve">Pass</w:t>
             </w:r>
           </w:p>
         </w:tc>
